--- a/docs/RELATORIO_TECNICO_PARA_EQUIPE.docx
+++ b/docs/RELATORIO_TECNICO_PARA_EQUIPE.docx
@@ -322,7 +322,7 @@
           <w:rFonts w:ascii="Consolas" w:hAnsi="Consolas"/>
           <w:sz w:val="20"/>
         </w:rPr>
-        <w:t>techchalleng3</w:t>
+        <w:t>main</w:t>
       </w:r>
       <w:r>
         <w:t>)</w:t>
@@ -13636,7 +13636,7 @@
           <w:rFonts w:ascii="Consolas" w:hAnsi="Consolas"/>
           <w:sz w:val="20"/>
         </w:rPr>
-        <w:t>techchalleng3</w:t>
+        <w:t>main</w:t>
       </w:r>
     </w:p>
     <w:p>

--- a/docs/RELATORIO_TECNICO_PARA_EQUIPE.docx
+++ b/docs/RELATORIO_TECNICO_PARA_EQUIPE.docx
@@ -283,17 +283,6 @@
           <w:color w:val="CCCCCC"/>
         </w:rPr>
         <w:t>────────────────────────────────────────────────────────────</w:t>
-      </w:r>
-    </w:p>
-    <w:p>
-      <w:r>
-        <w:rPr>
-          <w:b/>
-        </w:rPr>
-        <w:t>Autora</w:t>
-      </w:r>
-      <w:r>
-        <w:t>: Michelle Nogueira (@MichelleANogueira)</w:t>
       </w:r>
     </w:p>
     <w:p>
@@ -7169,7 +7158,7 @@
                 <w:b/>
                 <w:sz w:val="18"/>
               </w:rPr>
-              <w:t>Perplexity</w:t>
+              <w:t>Perplexity (validação)</w:t>
             </w:r>
           </w:p>
         </w:tc>
@@ -7188,7 +7177,7 @@
                 <w:b/>
                 <w:sz w:val="18"/>
               </w:rPr>
-              <w:t>1.80</w:t>
+              <w:t>2.18</w:t>
             </w:r>
           </w:p>
         </w:tc>
@@ -7206,7 +7195,7 @@
               <w:rPr>
                 <w:sz w:val="18"/>
               </w:rPr>
-              <w:t>✅ Excelente (limite teórico é 1.0 = overfitting total)</w:t>
+              <w:t>✅ Excelente (hesita entre ~2 palavras)</w:t>
             </w:r>
           </w:p>
         </w:tc>
@@ -7227,7 +7216,7 @@
                 <w:b/>
                 <w:sz w:val="18"/>
               </w:rPr>
-              <w:t>Tempo total</w:t>
+              <w:t>Perplexity do modelo BASE (validação)</w:t>
             </w:r>
           </w:p>
         </w:tc>
@@ -7243,9 +7232,10 @@
             </w:r>
             <w:r>
               <w:rPr>
-                <w:sz w:val="18"/>
-              </w:rPr>
-              <w:t>~3h30min em A100</w:t>
+                <w:b/>
+                <w:sz w:val="18"/>
+              </w:rPr>
+              <w:t>4.31</w:t>
             </w:r>
           </w:p>
         </w:tc>
@@ -7263,7 +7253,7 @@
               <w:rPr>
                 <w:sz w:val="18"/>
               </w:rPr>
-              <w:t>Dentro do esperado (2-4h)</w:t>
+              <w:t>Baseline de referência</w:t>
             </w:r>
           </w:p>
         </w:tc>
@@ -7284,6 +7274,121 @@
                 <w:b/>
                 <w:sz w:val="18"/>
               </w:rPr>
+              <w:t>Redução de perplexidade</w:t>
+            </w:r>
+          </w:p>
+        </w:tc>
+        <w:tc>
+          <w:tcPr>
+            <w:tcW w:type="dxa" w:w="2880"/>
+          </w:tcPr>
+          <w:p>
+            <w:r>
+              <w:rPr>
+                <w:sz w:val="18"/>
+              </w:rPr>
+            </w:r>
+            <w:r>
+              <w:rPr>
+                <w:b/>
+                <w:sz w:val="18"/>
+              </w:rPr>
+              <w:t>49.4%</w:t>
+            </w:r>
+          </w:p>
+        </w:tc>
+        <w:tc>
+          <w:tcPr>
+            <w:tcW w:type="dxa" w:w="2880"/>
+          </w:tcPr>
+          <w:p>
+            <w:r>
+              <w:rPr>
+                <w:sz w:val="18"/>
+              </w:rPr>
+            </w:r>
+            <w:r>
+              <w:rPr>
+                <w:sz w:val="18"/>
+              </w:rPr>
+              <w:t>Fine-tuning cortou a hesitação pela metade em dados novos</w:t>
+            </w:r>
+          </w:p>
+        </w:tc>
+      </w:tr>
+      <w:tr>
+        <w:tc>
+          <w:tcPr>
+            <w:tcW w:type="dxa" w:w="2880"/>
+          </w:tcPr>
+          <w:p>
+            <w:r>
+              <w:rPr>
+                <w:sz w:val="18"/>
+              </w:rPr>
+            </w:r>
+            <w:r>
+              <w:rPr>
+                <w:b/>
+                <w:sz w:val="18"/>
+              </w:rPr>
+              <w:t>Tempo total</w:t>
+            </w:r>
+          </w:p>
+        </w:tc>
+        <w:tc>
+          <w:tcPr>
+            <w:tcW w:type="dxa" w:w="2880"/>
+          </w:tcPr>
+          <w:p>
+            <w:r>
+              <w:rPr>
+                <w:sz w:val="18"/>
+              </w:rPr>
+            </w:r>
+            <w:r>
+              <w:rPr>
+                <w:sz w:val="18"/>
+              </w:rPr>
+              <w:t>~3h30min em A100</w:t>
+            </w:r>
+          </w:p>
+        </w:tc>
+        <w:tc>
+          <w:tcPr>
+            <w:tcW w:type="dxa" w:w="2880"/>
+          </w:tcPr>
+          <w:p>
+            <w:r>
+              <w:rPr>
+                <w:sz w:val="18"/>
+              </w:rPr>
+            </w:r>
+            <w:r>
+              <w:rPr>
+                <w:sz w:val="18"/>
+              </w:rPr>
+              <w:t>Dentro do esperado (2-4h)</w:t>
+            </w:r>
+          </w:p>
+        </w:tc>
+      </w:tr>
+      <w:tr>
+        <w:tc>
+          <w:tcPr>
+            <w:tcW w:type="dxa" w:w="2880"/>
+          </w:tcPr>
+          <w:p>
+            <w:r>
+              <w:rPr>
+                <w:sz w:val="18"/>
+              </w:rPr>
+            </w:r>
+            <w:r>
+              <w:rPr>
+                <w:b/>
+                <w:sz w:val="18"/>
+              </w:rPr>
               <w:t>GPU memory peak</w:t>
             </w:r>
           </w:p>
@@ -7321,6 +7426,427 @@
                 <w:sz w:val="18"/>
               </w:rPr>
               <w:t>Confortável, sem OOM</w:t>
+            </w:r>
+          </w:p>
+        </w:tc>
+      </w:tr>
+    </w:tbl>
+    <w:p>
+      <w:r>
+        <w:rPr>
+          <w:b/>
+        </w:rPr>
+        <w:t>Interpretação da Perplexidade 2.18</w:t>
+      </w:r>
+      <w:r>
+        <w:t>:</w:t>
+      </w:r>
+    </w:p>
+    <w:tbl>
+      <w:tblPr>
+        <w:tblStyle w:val="LightGrid-Accent1"/>
+        <w:tblW w:type="auto" w:w="0"/>
+        <w:tblLook w:firstColumn="1" w:firstRow="1" w:lastColumn="0" w:lastRow="0" w:noHBand="0" w:noVBand="1" w:val="04A0"/>
+      </w:tblPr>
+      <w:tblGrid>
+        <w:gridCol w:w="2880"/>
+        <w:gridCol w:w="2880"/>
+        <w:gridCol w:w="2880"/>
+      </w:tblGrid>
+      <w:tr>
+        <w:tc>
+          <w:tcPr>
+            <w:tcW w:type="dxa" w:w="2880"/>
+            <w:shd w:fill="1F497D"/>
+          </w:tcPr>
+          <w:p>
+            <w:r/>
+            <w:r>
+              <w:rPr>
+                <w:b/>
+                <w:color w:val="FFFFFF"/>
+                <w:sz w:val="20"/>
+              </w:rPr>
+              <w:t>Perplexidade</w:t>
+            </w:r>
+          </w:p>
+        </w:tc>
+        <w:tc>
+          <w:tcPr>
+            <w:tcW w:type="dxa" w:w="2880"/>
+            <w:shd w:fill="1F497D"/>
+          </w:tcPr>
+          <w:p>
+            <w:r/>
+            <w:r>
+              <w:rPr>
+                <w:b/>
+                <w:color w:val="FFFFFF"/>
+                <w:sz w:val="20"/>
+              </w:rPr>
+              <w:t>"Hesitação média"</w:t>
+            </w:r>
+          </w:p>
+        </w:tc>
+        <w:tc>
+          <w:tcPr>
+            <w:tcW w:type="dxa" w:w="2880"/>
+            <w:shd w:fill="1F497D"/>
+          </w:tcPr>
+          <w:p>
+            <w:r/>
+            <w:r>
+              <w:rPr>
+                <w:b/>
+                <w:color w:val="FFFFFF"/>
+                <w:sz w:val="20"/>
+              </w:rPr>
+              <w:t>Significado</w:t>
+            </w:r>
+          </w:p>
+        </w:tc>
+      </w:tr>
+      <w:tr>
+        <w:tc>
+          <w:tcPr>
+            <w:tcW w:type="dxa" w:w="2880"/>
+          </w:tcPr>
+          <w:p>
+            <w:r>
+              <w:rPr>
+                <w:sz w:val="18"/>
+              </w:rPr>
+            </w:r>
+            <w:r>
+              <w:rPr>
+                <w:sz w:val="18"/>
+              </w:rPr>
+              <w:t>1.0</w:t>
+            </w:r>
+          </w:p>
+        </w:tc>
+        <w:tc>
+          <w:tcPr>
+            <w:tcW w:type="dxa" w:w="2880"/>
+          </w:tcPr>
+          <w:p>
+            <w:r>
+              <w:rPr>
+                <w:sz w:val="18"/>
+              </w:rPr>
+            </w:r>
+            <w:r>
+              <w:rPr>
+                <w:sz w:val="18"/>
+              </w:rPr>
+              <w:t>1 palavra</w:t>
+            </w:r>
+          </w:p>
+        </w:tc>
+        <w:tc>
+          <w:tcPr>
+            <w:tcW w:type="dxa" w:w="2880"/>
+          </w:tcPr>
+          <w:p>
+            <w:r>
+              <w:rPr>
+                <w:sz w:val="18"/>
+              </w:rPr>
+            </w:r>
+            <w:r>
+              <w:rPr>
+                <w:sz w:val="18"/>
+              </w:rPr>
+              <w:t>Perfeito (overfitting total)</w:t>
+            </w:r>
+          </w:p>
+        </w:tc>
+      </w:tr>
+      <w:tr>
+        <w:tc>
+          <w:tcPr>
+            <w:tcW w:type="dxa" w:w="2880"/>
+          </w:tcPr>
+          <w:p>
+            <w:r>
+              <w:rPr>
+                <w:sz w:val="18"/>
+              </w:rPr>
+            </w:r>
+            <w:r>
+              <w:rPr>
+                <w:b/>
+                <w:sz w:val="18"/>
+              </w:rPr>
+              <w:t>2.18 (seu modelo)</w:t>
+            </w:r>
+          </w:p>
+        </w:tc>
+        <w:tc>
+          <w:tcPr>
+            <w:tcW w:type="dxa" w:w="2880"/>
+          </w:tcPr>
+          <w:p>
+            <w:r>
+              <w:rPr>
+                <w:sz w:val="18"/>
+              </w:rPr>
+            </w:r>
+            <w:r>
+              <w:rPr>
+                <w:b/>
+                <w:sz w:val="18"/>
+              </w:rPr>
+              <w:t>~2 palavras</w:t>
+            </w:r>
+          </w:p>
+        </w:tc>
+        <w:tc>
+          <w:tcPr>
+            <w:tcW w:type="dxa" w:w="2880"/>
+          </w:tcPr>
+          <w:p>
+            <w:r>
+              <w:rPr>
+                <w:sz w:val="18"/>
+              </w:rPr>
+            </w:r>
+            <w:r>
+              <w:rPr>
+                <w:b/>
+                <w:sz w:val="18"/>
+              </w:rPr>
+              <w:t>Excelente</w:t>
+            </w:r>
+            <w:r>
+              <w:rPr>
+                <w:sz w:val="18"/>
+              </w:rPr>
+              <w:t xml:space="preserve"> ✅</w:t>
+            </w:r>
+          </w:p>
+        </w:tc>
+      </w:tr>
+      <w:tr>
+        <w:tc>
+          <w:tcPr>
+            <w:tcW w:type="dxa" w:w="2880"/>
+          </w:tcPr>
+          <w:p>
+            <w:r>
+              <w:rPr>
+                <w:sz w:val="18"/>
+              </w:rPr>
+            </w:r>
+            <w:r>
+              <w:rPr>
+                <w:sz w:val="18"/>
+              </w:rPr>
+              <w:t>4.31 (base)</w:t>
+            </w:r>
+          </w:p>
+        </w:tc>
+        <w:tc>
+          <w:tcPr>
+            <w:tcW w:type="dxa" w:w="2880"/>
+          </w:tcPr>
+          <w:p>
+            <w:r>
+              <w:rPr>
+                <w:sz w:val="18"/>
+              </w:rPr>
+            </w:r>
+            <w:r>
+              <w:rPr>
+                <w:sz w:val="18"/>
+              </w:rPr>
+              <w:t>~4 palavras</w:t>
+            </w:r>
+          </w:p>
+        </w:tc>
+        <w:tc>
+          <w:tcPr>
+            <w:tcW w:type="dxa" w:w="2880"/>
+          </w:tcPr>
+          <w:p>
+            <w:r>
+              <w:rPr>
+                <w:sz w:val="18"/>
+              </w:rPr>
+            </w:r>
+            <w:r>
+              <w:rPr>
+                <w:sz w:val="18"/>
+              </w:rPr>
+              <w:t>Bom, mas o dobro da hesitação</w:t>
+            </w:r>
+          </w:p>
+        </w:tc>
+      </w:tr>
+      <w:tr>
+        <w:tc>
+          <w:tcPr>
+            <w:tcW w:type="dxa" w:w="2880"/>
+          </w:tcPr>
+          <w:p>
+            <w:r>
+              <w:rPr>
+                <w:sz w:val="18"/>
+              </w:rPr>
+            </w:r>
+            <w:r>
+              <w:rPr>
+                <w:sz w:val="18"/>
+              </w:rPr>
+              <w:t>5-15</w:t>
+            </w:r>
+          </w:p>
+        </w:tc>
+        <w:tc>
+          <w:tcPr>
+            <w:tcW w:type="dxa" w:w="2880"/>
+          </w:tcPr>
+          <w:p>
+            <w:r>
+              <w:rPr>
+                <w:sz w:val="18"/>
+              </w:rPr>
+            </w:r>
+            <w:r>
+              <w:rPr>
+                <w:sz w:val="18"/>
+              </w:rPr>
+              <w:t>-</w:t>
+            </w:r>
+          </w:p>
+        </w:tc>
+        <w:tc>
+          <w:tcPr>
+            <w:tcW w:type="dxa" w:w="2880"/>
+          </w:tcPr>
+          <w:p>
+            <w:r>
+              <w:rPr>
+                <w:sz w:val="18"/>
+              </w:rPr>
+            </w:r>
+            <w:r>
+              <w:rPr>
+                <w:sz w:val="18"/>
+              </w:rPr>
+              <w:t>Excelente (aprendeu o domínio)</w:t>
+            </w:r>
+          </w:p>
+        </w:tc>
+      </w:tr>
+      <w:tr>
+        <w:tc>
+          <w:tcPr>
+            <w:tcW w:type="dxa" w:w="2880"/>
+          </w:tcPr>
+          <w:p>
+            <w:r>
+              <w:rPr>
+                <w:sz w:val="18"/>
+              </w:rPr>
+            </w:r>
+            <w:r>
+              <w:rPr>
+                <w:sz w:val="18"/>
+              </w:rPr>
+              <w:t>15-30</w:t>
+            </w:r>
+          </w:p>
+        </w:tc>
+        <w:tc>
+          <w:tcPr>
+            <w:tcW w:type="dxa" w:w="2880"/>
+          </w:tcPr>
+          <w:p>
+            <w:r>
+              <w:rPr>
+                <w:sz w:val="18"/>
+              </w:rPr>
+            </w:r>
+            <w:r>
+              <w:rPr>
+                <w:sz w:val="18"/>
+              </w:rPr>
+              <w:t>-</w:t>
+            </w:r>
+          </w:p>
+        </w:tc>
+        <w:tc>
+          <w:tcPr>
+            <w:tcW w:type="dxa" w:w="2880"/>
+          </w:tcPr>
+          <w:p>
+            <w:r>
+              <w:rPr>
+                <w:sz w:val="18"/>
+              </w:rPr>
+            </w:r>
+            <w:r>
+              <w:rPr>
+                <w:sz w:val="18"/>
+              </w:rPr>
+              <w:t>Bom</w:t>
+            </w:r>
+          </w:p>
+        </w:tc>
+      </w:tr>
+      <w:tr>
+        <w:tc>
+          <w:tcPr>
+            <w:tcW w:type="dxa" w:w="2880"/>
+          </w:tcPr>
+          <w:p>
+            <w:r>
+              <w:rPr>
+                <w:sz w:val="18"/>
+              </w:rPr>
+            </w:r>
+            <w:r>
+              <w:rPr>
+                <w:sz w:val="18"/>
+              </w:rPr>
+              <w:t>&gt; 50</w:t>
+            </w:r>
+          </w:p>
+        </w:tc>
+        <w:tc>
+          <w:tcPr>
+            <w:tcW w:type="dxa" w:w="2880"/>
+          </w:tcPr>
+          <w:p>
+            <w:r>
+              <w:rPr>
+                <w:sz w:val="18"/>
+              </w:rPr>
+            </w:r>
+            <w:r>
+              <w:rPr>
+                <w:sz w:val="18"/>
+              </w:rPr>
+              <w:t>-</w:t>
+            </w:r>
+          </w:p>
+        </w:tc>
+        <w:tc>
+          <w:tcPr>
+            <w:tcW w:type="dxa" w:w="2880"/>
+          </w:tcPr>
+          <w:p>
+            <w:r>
+              <w:rPr>
+                <w:sz w:val="18"/>
+              </w:rPr>
+            </w:r>
+            <w:r>
+              <w:rPr>
+                <w:sz w:val="18"/>
+              </w:rPr>
+              <w:t>Modelo ainda não aprendeu</w:t>
             </w:r>
           </w:p>
         </w:tc>
@@ -7411,7 +7937,362 @@
         <w:rPr>
           <w:color w:val="1F4E79"/>
         </w:rPr>
-        <w:t>4.3. Avaliação Qualitativa (20 pares)</w:t>
+        <w:t>4.3. Análise do Curva de Treinamento (degrau na virada da época)</w:t>
+      </w:r>
+    </w:p>
+    <w:p>
+      <w:r>
+        <w:rPr>
+          <w:b/>
+        </w:rPr>
+        <w:t>Observação importante</w:t>
+      </w:r>
+      <w:r>
+        <w:t xml:space="preserve">: durante o treino foi detectado um </w:t>
+      </w:r>
+      <w:r>
+        <w:rPr>
+          <w:b/>
+        </w:rPr>
+        <w:t>degrau na training loss</w:t>
+      </w:r>
+      <w:r>
+        <w:t xml:space="preserve"> exatamente na transição da época 1 → época 2.</w:t>
+      </w:r>
+    </w:p>
+    <w:p>
+      <w:r>
+        <w:rPr>
+          <w:b/>
+        </w:rPr>
+        <w:t>Por que acontece</w:t>
+      </w:r>
+      <w:r>
+        <w:t>:</w:t>
+      </w:r>
+    </w:p>
+    <w:p>
+      <w:pPr>
+        <w:pStyle w:val="ListBullet"/>
+      </w:pPr>
+      <w:r>
+        <w:t>Na época 1, cada lote que o modelo vê é dado novo (ele nunca viu aquele exemplo)</w:t>
+      </w:r>
+    </w:p>
+    <w:p>
+      <w:pPr>
+        <w:pStyle w:val="ListBullet"/>
+      </w:pPr>
+      <w:r>
+        <w:t>No instante em que a época 2 começa, o data loader volta ao início e mostra os mesmos exemplos de novo</w:t>
+      </w:r>
+    </w:p>
+    <w:p>
+      <w:pPr>
+        <w:pStyle w:val="ListBullet"/>
+      </w:pPr>
+      <w:r>
+        <w:t>O modelo já ajustou os pesos na direção daqueles exemplos específicos</w:t>
+      </w:r>
+    </w:p>
+    <w:p>
+      <w:pPr>
+        <w:pStyle w:val="ListBullet"/>
+      </w:pPr>
+      <w:r>
+        <w:t>Quando eles reaparecem, o erro neles é menor</w:t>
+      </w:r>
+    </w:p>
+    <w:p>
+      <w:pPr>
+        <w:pStyle w:val="ListBullet"/>
+      </w:pPr>
+      <w:r>
+        <w:t>Por isso a queda é repentina e bate certinho na fronteira — não é aprendizado novo, é reconhecimento do que já foi visto</w:t>
+      </w:r>
+    </w:p>
+    <w:p>
+      <w:r>
+        <w:rPr>
+          <w:b/>
+        </w:rPr>
+        <w:t>Consequência importante</w:t>
+      </w:r>
+      <w:r>
+        <w:t>: a partir da época 2, a training loss deixa de ser um bom termômetro de generalização, porque mistura "desempenho em dados novos" com "desempenho em dados decorados".</w:t>
+      </w:r>
+    </w:p>
+    <w:p>
+      <w:r>
+        <w:rPr>
+          <w:b/>
+        </w:rPr>
+        <w:t>"A loss caiu na época 2" prova overfitting?</w:t>
+      </w:r>
+      <w:r>
+        <w:t xml:space="preserve"> </w:t>
+      </w:r>
+      <w:r>
+        <w:rPr>
+          <w:b/>
+        </w:rPr>
+        <w:t>NÃO</w:t>
+      </w:r>
+      <w:r>
+        <w:t>, sozinha não prova. Training loss caindo é o esperado. Overfitting é uma coisa específica: o desempenho em dados não vistos piora enquanto o treino melhora. Para ver isso, é necessária a curva de validação durante o treino (Seção 14).</w:t>
+      </w:r>
+    </w:p>
+    <w:p>
+      <w:r>
+        <w:rPr>
+          <w:b/>
+        </w:rPr>
+        <w:t>O degrau nos dá uma suspeita fundamentada</w:t>
+      </w:r>
+      <w:r>
+        <w:t>: "boa parte do ganho da época 2 foi memorização, não generalização".</w:t>
+      </w:r>
+    </w:p>
+    <w:p>
+      <w:pPr>
+        <w:pStyle w:val="Heading3"/>
+      </w:pPr>
+      <w:r>
+        <w:rPr>
+          <w:color w:val="1F4E79"/>
+        </w:rPr>
+        <w:t>4.4. Por que NÃO houve Overfitting (análise crítica)</w:t>
+      </w:r>
+    </w:p>
+    <w:p>
+      <w:r>
+        <w:rPr>
+          <w:b/>
+        </w:rPr>
+        <w:t>Três evidências independentes</w:t>
+      </w:r>
+      <w:r>
+        <w:t>:</w:t>
+      </w:r>
+    </w:p>
+    <w:p>
+      <w:pPr>
+        <w:pStyle w:val="ListNumber"/>
+      </w:pPr>
+      <w:r>
+        <w:rPr>
+          <w:b/>
+        </w:rPr>
+        <w:t>Perplexidade em validação melhorou vs base</w:t>
+      </w:r>
+      <w:r>
+        <w:t xml:space="preserve">: Fine-tuned = 2.18 vs Base = 4.31. </w:t>
+      </w:r>
+      <w:r>
+        <w:rPr>
+          <w:b/>
+        </w:rPr>
+        <w:t>Redução de 49.4%</w:t>
+      </w:r>
+      <w:r>
+        <w:t>. Se houvesse overfitting, o fine-tuned em validação seria PIOR que o base. Não foi — foi o DOBRO melhor.</w:t>
+      </w:r>
+    </w:p>
+    <w:p>
+      <w:pPr>
+        <w:pStyle w:val="ListNumber"/>
+      </w:pPr>
+      <w:r>
+        <w:rPr>
+          <w:b/>
+        </w:rPr>
+        <w:t>Gap treino → validação pequeno</w:t>
+      </w:r>
+      <w:r>
+        <w:t>:</w:t>
+      </w:r>
+    </w:p>
+    <w:p>
+      <w:pPr>
+        <w:pStyle w:val="ListBullet"/>
+      </w:pPr>
+      <w:r>
+        <w:t>Loss treino final: ~0.39 (loss 0.778 → perplexity 1.48)</w:t>
+      </w:r>
+    </w:p>
+    <w:p>
+      <w:pPr>
+        <w:pStyle w:val="ListBullet"/>
+      </w:pPr>
+      <w:r>
+        <w:t>Loss validação: ~0.78 (perplexity 2.18)</w:t>
+      </w:r>
+    </w:p>
+    <w:p>
+      <w:pPr>
+        <w:pStyle w:val="ListBullet"/>
+      </w:pPr>
+      <w:r>
+        <w:rPr>
+          <w:b/>
+        </w:rPr>
+        <w:t>Gap: 1.47×</w:t>
+      </w:r>
+      <w:r>
+        <w:t xml:space="preserve"> (pequeno, dentro do esperado)</w:t>
+      </w:r>
+    </w:p>
+    <w:p>
+      <w:pPr>
+        <w:pStyle w:val="ListNumber"/>
+      </w:pPr>
+      <w:r>
+        <w:rPr>
+          <w:b/>
+        </w:rPr>
+        <w:t>Generalização demonstrada empiricamente</w:t>
+      </w:r>
+      <w:r>
+        <w:t xml:space="preserve">: nos 15 testes de generalização, o modelo respondeu corretamente sobre COVID-19, mRNA vaccines, monkeypox, Zika, dengue — </w:t>
+      </w:r>
+      <w:r>
+        <w:rPr>
+          <w:b/>
+        </w:rPr>
+        <w:t>doenças que JAMAIS apareceram no treino</w:t>
+      </w:r>
+      <w:r>
+        <w:t xml:space="preserve">. Isso prova que aprendeu a </w:t>
+      </w:r>
+      <w:r>
+        <w:rPr>
+          <w:b/>
+        </w:rPr>
+        <w:t>raciocinar</w:t>
+      </w:r>
+      <w:r>
+        <w:t>, não decorou respostas.</w:t>
+      </w:r>
+    </w:p>
+    <w:p>
+      <w:r>
+        <w:rPr>
+          <w:b/>
+        </w:rPr>
+        <w:t>Veredito</w:t>
+      </w:r>
+      <w:r>
+        <w:t xml:space="preserve">: O fine-tuning </w:t>
+      </w:r>
+      <w:r>
+        <w:rPr>
+          <w:b/>
+        </w:rPr>
+        <w:t>foi um ganho real</w:t>
+      </w:r>
+      <w:r>
+        <w:t>. O modelo:</w:t>
+      </w:r>
+    </w:p>
+    <w:p>
+      <w:pPr>
+        <w:pStyle w:val="ListBullet"/>
+      </w:pPr>
+      <w:r>
+        <w:t>✅ Manteve o conhecimento do modelo base</w:t>
+      </w:r>
+    </w:p>
+    <w:p>
+      <w:pPr>
+        <w:pStyle w:val="ListBullet"/>
+      </w:pPr>
+      <w:r>
+        <w:t>✅ Aprendeu o formato estruturado MedQuAD</w:t>
+      </w:r>
+    </w:p>
+    <w:p>
+      <w:pPr>
+        <w:pStyle w:val="ListBullet"/>
+      </w:pPr>
+      <w:r>
+        <w:t>✅ Generalizou para contextos médicos novos</w:t>
+      </w:r>
+    </w:p>
+    <w:p>
+      <w:pPr>
+        <w:pStyle w:val="ListBullet"/>
+      </w:pPr>
+      <w:r>
+        <w:t>✅ Reduziu hesitação em 49.4% (de 4.31 → 2.18)</w:t>
+      </w:r>
+    </w:p>
+    <w:p>
+      <w:pPr>
+        <w:pStyle w:val="Heading3"/>
+      </w:pPr>
+      <w:r>
+        <w:rPr>
+          <w:color w:val="1F4E79"/>
+        </w:rPr>
+        <w:t>4.5. Otimização possível: "Deveria ter parado em 1 época?"</w:t>
+      </w:r>
+    </w:p>
+    <w:p>
+      <w:r>
+        <w:t>A frase mais correta é:</w:t>
+      </w:r>
+    </w:p>
+    <w:p>
+      <w:pPr>
+        <w:ind w:left="432" w:right="432"/>
+      </w:pPr>
+      <w:r>
+        <w:rPr>
+          <w:i/>
+          <w:color w:val="555555"/>
+        </w:rPr>
+        <w:t>┃ A época 2 acrescentou memorização (o degrau) sem prova de que melhorou a generalização. É plausível que 1 época já entregasse uma validação parecida, com menos decoreba e metade do tempo/custo.</w:t>
+      </w:r>
+    </w:p>
+    <w:p>
+      <w:r>
+        <w:t>Não é que 2 épocas "quebrou" o modelo — é que provavelmente 1 época era suficiente.</w:t>
+      </w:r>
+    </w:p>
+    <w:p>
+      <w:r>
+        <w:rPr>
+          <w:b/>
+        </w:rPr>
+        <w:t>Como saber com certeza (próxima execução)</w:t>
+      </w:r>
+      <w:r>
+        <w:t xml:space="preserve">: gerar a </w:t>
+      </w:r>
+      <w:r>
+        <w:rPr>
+          <w:b/>
+        </w:rPr>
+        <w:t>curva de eval_loss durante o treino</w:t>
+      </w:r>
+      <w:r>
+        <w:t xml:space="preserve"> (Seção 14 do notebook). Se a eval_loss ficou plana na época 2 → 1 época bastava. Se continuou caindo → 2 épocas foi a escolha certa.</w:t>
+      </w:r>
+    </w:p>
+    <w:p>
+      <w:r>
+        <w:t>Pelos indícios atuais (validação 2× melhor que o base, gap pequeno de 1.47×), o cenário mais provável é "plano ou levemente melhor na época 2" — não o cenário de piora.</w:t>
+      </w:r>
+    </w:p>
+    <w:p>
+      <w:pPr>
+        <w:pStyle w:val="Heading3"/>
+      </w:pPr>
+      <w:r>
+        <w:rPr>
+          <w:color w:val="1F4E79"/>
+        </w:rPr>
+        <w:t>4.6. Avaliação Qualitativa (20 pares)</w:t>
       </w:r>
     </w:p>
     <w:p>
@@ -7504,7 +8385,7 @@
         <w:rPr>
           <w:color w:val="1F4E79"/>
         </w:rPr>
-        <w:t>5.1. Teste de Generalização (15 perguntas)</w:t>
+        <w:t>6.1. Teste de Generalização (15 perguntas)</w:t>
       </w:r>
     </w:p>
     <w:p>
@@ -7878,21 +8759,21 @@
         <w:rPr>
           <w:color w:val="1F4E79"/>
         </w:rPr>
-        <w:t>5.2. Comparação FINE-TUNED vs BASE</w:t>
+        <w:t>6.2. Comparação Quantitativa FINE-TUNED vs BASE</w:t>
       </w:r>
     </w:p>
     <w:p>
       <w:r>
-        <w:t xml:space="preserve">Carregamos o modelo </w:t>
+        <w:t xml:space="preserve">Para validação rigorosa, comparamos a </w:t>
       </w:r>
       <w:r>
         <w:rPr>
           <w:b/>
         </w:rPr>
-        <w:t>base</w:t>
-      </w:r>
-      <w:r>
-        <w:t xml:space="preserve"> (BioMistral-7B sem fine-tuning) e comparamos respostas para 3 perguntas idênticas:</w:t>
+        <w:t>perplexidade no val set</w:t>
+      </w:r>
+      <w:r>
+        <w:t xml:space="preserve"> entre os dois modelos:</w:t>
       </w:r>
     </w:p>
     <w:tbl>
@@ -7921,7 +8802,7 @@
                 <w:color w:val="FFFFFF"/>
                 <w:sz w:val="20"/>
               </w:rPr>
-              <w:t>Pergunta</w:t>
+              <w:t>Modelo</w:t>
             </w:r>
           </w:p>
         </w:tc>
@@ -7938,7 +8819,7 @@
                 <w:color w:val="FFFFFF"/>
                 <w:sz w:val="20"/>
               </w:rPr>
-              <w:t>Base</w:t>
+              <w:t>Perplexidade (validação)</w:t>
             </w:r>
           </w:p>
         </w:tc>
@@ -7955,7 +8836,7 @@
                 <w:color w:val="FFFFFF"/>
                 <w:sz w:val="20"/>
               </w:rPr>
-              <w:t>Fine-Tuned</w:t>
+              <w:t>"Hesitação média"</w:t>
             </w:r>
           </w:p>
         </w:tc>
@@ -7972,7 +8853,7 @@
                 <w:color w:val="FFFFFF"/>
                 <w:sz w:val="20"/>
               </w:rPr>
-              <w:t>Observação</w:t>
+              <w:t>Interpretação</w:t>
             </w:r>
           </w:p>
         </w:tc>
@@ -7990,9 +8871,16 @@
             </w:r>
             <w:r>
               <w:rPr>
-                <w:sz w:val="18"/>
-              </w:rPr>
-              <w:t>"What are the early signs of lung cancer?"</w:t>
+                <w:b/>
+                <w:sz w:val="18"/>
+              </w:rPr>
+              <w:t>Base</w:t>
+            </w:r>
+            <w:r>
+              <w:rPr>
+                <w:sz w:val="18"/>
+              </w:rPr>
+              <w:t xml:space="preserve"> (BioMistral-7B sem fine-tuning)</w:t>
             </w:r>
           </w:p>
         </w:tc>
@@ -8008,9 +8896,10 @@
             </w:r>
             <w:r>
               <w:rPr>
-                <w:sz w:val="18"/>
-              </w:rPr>
-              <w:t>Sintomas comuns (cough, chest pain, wheezing, weight loss)</w:t>
+                <w:b/>
+                <w:sz w:val="18"/>
+              </w:rPr>
+              <w:t>4.31</w:t>
             </w:r>
           </w:p>
         </w:tc>
@@ -8028,7 +8917,7 @@
               <w:rPr>
                 <w:sz w:val="18"/>
               </w:rPr>
-              <w:t>Lista mais exaustiva (cough persistente, hemoptise, fadiga, infecções recorrentes)</w:t>
+              <w:t>~4 palavras</w:t>
             </w:r>
           </w:p>
         </w:tc>
@@ -8046,14 +8935,7 @@
               <w:rPr>
                 <w:sz w:val="18"/>
               </w:rPr>
-              <w:t xml:space="preserve">Fine-tuned é mais </w:t>
-            </w:r>
-            <w:r>
-              <w:rPr>
-                <w:b/>
-                <w:sz w:val="18"/>
-              </w:rPr>
-              <w:t>estruturado</w:t>
+              <w:t>Baseline</w:t>
             </w:r>
           </w:p>
         </w:tc>
@@ -8071,9 +8953,16 @@
             </w:r>
             <w:r>
               <w:rPr>
-                <w:sz w:val="18"/>
-              </w:rPr>
-              <w:t>"How does the mRNA vaccine work?"</w:t>
+                <w:b/>
+                <w:sz w:val="18"/>
+              </w:rPr>
+              <w:t>Fine-tuned</w:t>
+            </w:r>
+            <w:r>
+              <w:rPr>
+                <w:sz w:val="18"/>
+              </w:rPr>
+              <w:t xml:space="preserve"> (seu modelo)</w:t>
             </w:r>
           </w:p>
         </w:tc>
@@ -8089,9 +8978,10 @@
             </w:r>
             <w:r>
               <w:rPr>
-                <w:sz w:val="18"/>
-              </w:rPr>
-              <w:t>mRNA → spike protein → immune response</w:t>
+                <w:b/>
+                <w:sz w:val="18"/>
+              </w:rPr>
+              <w:t>2.18</w:t>
             </w:r>
           </w:p>
         </w:tc>
@@ -8109,7 +8999,7 @@
               <w:rPr>
                 <w:sz w:val="18"/>
               </w:rPr>
-              <w:t>Resposta similar mas com detalhes técnicos</w:t>
+              <w:t>~2 palavras</w:t>
             </w:r>
           </w:p>
         </w:tc>
@@ -8125,83 +9015,16 @@
             </w:r>
             <w:r>
               <w:rPr>
-                <w:sz w:val="18"/>
-              </w:rPr>
-              <w:t>Mantém conhecimento</w:t>
-            </w:r>
-          </w:p>
-        </w:tc>
-      </w:tr>
-      <w:tr>
-        <w:tc>
-          <w:tcPr>
-            <w:tcW w:type="dxa" w:w="2160"/>
-          </w:tcPr>
-          <w:p>
-            <w:r>
-              <w:rPr>
-                <w:sz w:val="18"/>
-              </w:rPr>
-            </w:r>
-            <w:r>
-              <w:rPr>
-                <w:sz w:val="18"/>
-              </w:rPr>
-              <w:t>"o que é diabetes?" (PT-BR)</w:t>
-            </w:r>
-          </w:p>
-        </w:tc>
-        <w:tc>
-          <w:tcPr>
-            <w:tcW w:type="dxa" w:w="2160"/>
-          </w:tcPr>
-          <w:p>
-            <w:r>
-              <w:rPr>
-                <w:sz w:val="18"/>
-              </w:rPr>
-            </w:r>
-            <w:r>
-              <w:rPr>
-                <w:sz w:val="18"/>
-              </w:rPr>
-              <w:t>Definiu em PT, mas com termos técnicos EN</w:t>
-            </w:r>
-          </w:p>
-        </w:tc>
-        <w:tc>
-          <w:tcPr>
-            <w:tcW w:type="dxa" w:w="2160"/>
-          </w:tcPr>
-          <w:p>
-            <w:r>
-              <w:rPr>
-                <w:sz w:val="18"/>
-              </w:rPr>
-            </w:r>
-            <w:r>
-              <w:rPr>
-                <w:sz w:val="18"/>
-              </w:rPr>
-              <w:t>Respondeu em PT-BR</w:t>
-            </w:r>
-          </w:p>
-        </w:tc>
-        <w:tc>
-          <w:tcPr>
-            <w:tcW w:type="dxa" w:w="2160"/>
-          </w:tcPr>
-          <w:p>
-            <w:r>
-              <w:rPr>
-                <w:sz w:val="18"/>
-              </w:rPr>
-            </w:r>
-            <w:r>
-              <w:rPr>
-                <w:sz w:val="18"/>
-              </w:rPr>
-              <w:t>Ambos respondem PT</w:t>
+                <w:b/>
+                <w:sz w:val="18"/>
+              </w:rPr>
+              <w:t>49.4% menos hesitação</w:t>
+            </w:r>
+            <w:r>
+              <w:rPr>
+                <w:sz w:val="18"/>
+              </w:rPr>
+              <w:t xml:space="preserve"> ✅</w:t>
             </w:r>
           </w:p>
         </w:tc>
@@ -8212,10 +9035,10 @@
         <w:rPr>
           <w:b/>
         </w:rPr>
-        <w:t>Conclusão</w:t>
-      </w:r>
-      <w:r>
-        <w:t>: O modelo fine-tuned:</w:t>
+        <w:t>O que isso prova</w:t>
+      </w:r>
+      <w:r>
+        <w:t>:</w:t>
       </w:r>
     </w:p>
     <w:p>
@@ -8223,16 +9046,16 @@
         <w:pStyle w:val="ListBullet"/>
       </w:pPr>
       <w:r>
-        <w:t xml:space="preserve">✅ </w:t>
+        <w:t xml:space="preserve">Se o fine-tuning tivesse causado overfitting, a perplexidade do fine-tuned em validação seria </w:t>
       </w:r>
       <w:r>
         <w:rPr>
           <w:b/>
         </w:rPr>
-        <w:t>Não perdeu</w:t>
-      </w:r>
-      <w:r>
-        <w:t xml:space="preserve"> conhecimento do modelo base</w:t>
+        <w:t>PIOR</w:t>
+      </w:r>
+      <w:r>
+        <w:t xml:space="preserve"> que a do base (porque ele estaria "confuso" fora do treino)</w:t>
       </w:r>
     </w:p>
     <w:p>
@@ -8240,16 +9063,16 @@
         <w:pStyle w:val="ListBullet"/>
       </w:pPr>
       <w:r>
-        <w:t xml:space="preserve">✅ </w:t>
+        <w:t xml:space="preserve">O oposto aconteceu: o fine-tuned ficou </w:t>
       </w:r>
       <w:r>
         <w:rPr>
           <w:b/>
         </w:rPr>
-        <w:t>Aprendeu</w:t>
-      </w:r>
-      <w:r>
-        <w:t xml:space="preserve"> o estilo estruturado do MedQuAD</w:t>
+        <w:t>2× melhor</w:t>
+      </w:r>
+      <w:r>
+        <w:t xml:space="preserve"> em dados nunca vistos</w:t>
       </w:r>
     </w:p>
     <w:p>
@@ -8257,16 +9080,27 @@
         <w:pStyle w:val="ListBullet"/>
       </w:pPr>
       <w:r>
-        <w:t xml:space="preserve">✅ </w:t>
+        <w:t xml:space="preserve">Isso é a </w:t>
       </w:r>
       <w:r>
         <w:rPr>
           <w:b/>
         </w:rPr>
-        <w:t>Generalizou</w:t>
-      </w:r>
-      <w:r>
-        <w:t xml:space="preserve"> para doenças modernas não vistas no treino</w:t>
+        <w:t>prova estatística</w:t>
+      </w:r>
+      <w:r>
+        <w:t xml:space="preserve"> de que o fine-tuning agregou valor real, não decorou</w:t>
+      </w:r>
+    </w:p>
+    <w:p>
+      <w:r>
+        <w:rPr>
+          <w:b/>
+        </w:rPr>
+        <w:t>Gap treino → validação</w:t>
+      </w:r>
+      <w:r>
+        <w:t>:</w:t>
       </w:r>
     </w:p>
     <w:p>
@@ -8274,16 +9108,29 @@
         <w:pStyle w:val="ListBullet"/>
       </w:pPr>
       <w:r>
-        <w:t xml:space="preserve">⚠️ </w:t>
-      </w:r>
+        <w:t>Loss treino final: ~0.39 → perplexity treino = 1.48 (quase perfeito nos dados que viu)</w:t>
+      </w:r>
+    </w:p>
+    <w:p>
+      <w:pPr>
+        <w:pStyle w:val="ListBullet"/>
+      </w:pPr>
+      <w:r>
+        <w:t>Loss validação: ~0.78 → perplexity validação = 2.18 (em dados novos)</w:t>
+      </w:r>
+    </w:p>
+    <w:p>
+      <w:pPr>
+        <w:pStyle w:val="ListBullet"/>
+      </w:pPr>
       <w:r>
         <w:rPr>
           <w:b/>
         </w:rPr>
-        <w:t>Alucina</w:t>
-      </w:r>
-      <w:r>
-        <w:t xml:space="preserve"> em edge cases extremos (esperado, mitigado por HITL)</w:t>
+        <w:t>Gap: 1.47×</w:t>
+      </w:r>
+      <w:r>
+        <w:t xml:space="preserve"> (pequeno, dentro do esperado para um bom fine-tuning)</w:t>
       </w:r>
     </w:p>
     <w:p>
@@ -8294,7 +9141,820 @@
         <w:rPr>
           <w:color w:val="1F4E79"/>
         </w:rPr>
-        <w:t>5.3. Arquivos de Validação</w:t>
+        <w:t>6.3. Comparação Qualitativa FINE-TUNED vs BASE</w:t>
+      </w:r>
+    </w:p>
+    <w:p>
+      <w:r>
+        <w:t xml:space="preserve">Carregamos o modelo </w:t>
+      </w:r>
+      <w:r>
+        <w:rPr>
+          <w:b/>
+        </w:rPr>
+        <w:t>base</w:t>
+      </w:r>
+      <w:r>
+        <w:t xml:space="preserve"> (BioMistral-7B sem fine-tuning) e comparamos respostas para 3 perguntas idênticas:</w:t>
+      </w:r>
+    </w:p>
+    <w:tbl>
+      <w:tblPr>
+        <w:tblStyle w:val="LightGrid-Accent1"/>
+        <w:tblW w:type="auto" w:w="0"/>
+        <w:tblLook w:firstColumn="1" w:firstRow="1" w:lastColumn="0" w:lastRow="0" w:noHBand="0" w:noVBand="1" w:val="04A0"/>
+      </w:tblPr>
+      <w:tblGrid>
+        <w:gridCol w:w="2160"/>
+        <w:gridCol w:w="2160"/>
+        <w:gridCol w:w="2160"/>
+        <w:gridCol w:w="2160"/>
+      </w:tblGrid>
+      <w:tr>
+        <w:tc>
+          <w:tcPr>
+            <w:tcW w:type="dxa" w:w="2160"/>
+            <w:shd w:fill="1F497D"/>
+          </w:tcPr>
+          <w:p>
+            <w:r/>
+            <w:r>
+              <w:rPr>
+                <w:b/>
+                <w:color w:val="FFFFFF"/>
+                <w:sz w:val="20"/>
+              </w:rPr>
+              <w:t>Pergunta</w:t>
+            </w:r>
+          </w:p>
+        </w:tc>
+        <w:tc>
+          <w:tcPr>
+            <w:tcW w:type="dxa" w:w="2160"/>
+            <w:shd w:fill="1F497D"/>
+          </w:tcPr>
+          <w:p>
+            <w:r/>
+            <w:r>
+              <w:rPr>
+                <w:b/>
+                <w:color w:val="FFFFFF"/>
+                <w:sz w:val="20"/>
+              </w:rPr>
+              <w:t>Base</w:t>
+            </w:r>
+          </w:p>
+        </w:tc>
+        <w:tc>
+          <w:tcPr>
+            <w:tcW w:type="dxa" w:w="2160"/>
+            <w:shd w:fill="1F497D"/>
+          </w:tcPr>
+          <w:p>
+            <w:r/>
+            <w:r>
+              <w:rPr>
+                <w:b/>
+                <w:color w:val="FFFFFF"/>
+                <w:sz w:val="20"/>
+              </w:rPr>
+              <w:t>Fine-Tuned</w:t>
+            </w:r>
+          </w:p>
+        </w:tc>
+        <w:tc>
+          <w:tcPr>
+            <w:tcW w:type="dxa" w:w="2160"/>
+            <w:shd w:fill="1F497D"/>
+          </w:tcPr>
+          <w:p>
+            <w:r/>
+            <w:r>
+              <w:rPr>
+                <w:b/>
+                <w:color w:val="FFFFFF"/>
+                <w:sz w:val="20"/>
+              </w:rPr>
+              <w:t>Observação</w:t>
+            </w:r>
+          </w:p>
+        </w:tc>
+      </w:tr>
+      <w:tr>
+        <w:tc>
+          <w:tcPr>
+            <w:tcW w:type="dxa" w:w="2160"/>
+          </w:tcPr>
+          <w:p>
+            <w:r>
+              <w:rPr>
+                <w:sz w:val="18"/>
+              </w:rPr>
+            </w:r>
+            <w:r>
+              <w:rPr>
+                <w:sz w:val="18"/>
+              </w:rPr>
+              <w:t>"What are the early signs of lung cancer?"</w:t>
+            </w:r>
+          </w:p>
+        </w:tc>
+        <w:tc>
+          <w:tcPr>
+            <w:tcW w:type="dxa" w:w="2160"/>
+          </w:tcPr>
+          <w:p>
+            <w:r>
+              <w:rPr>
+                <w:sz w:val="18"/>
+              </w:rPr>
+            </w:r>
+            <w:r>
+              <w:rPr>
+                <w:sz w:val="18"/>
+              </w:rPr>
+              <w:t>Sintomas comuns (cough, chest pain, wheezing, weight loss)</w:t>
+            </w:r>
+          </w:p>
+        </w:tc>
+        <w:tc>
+          <w:tcPr>
+            <w:tcW w:type="dxa" w:w="2160"/>
+          </w:tcPr>
+          <w:p>
+            <w:r>
+              <w:rPr>
+                <w:sz w:val="18"/>
+              </w:rPr>
+            </w:r>
+            <w:r>
+              <w:rPr>
+                <w:sz w:val="18"/>
+              </w:rPr>
+              <w:t>Lista mais exaustiva (cough persistente, hemoptise, fadiga, infecções recorrentes)</w:t>
+            </w:r>
+          </w:p>
+        </w:tc>
+        <w:tc>
+          <w:tcPr>
+            <w:tcW w:type="dxa" w:w="2160"/>
+          </w:tcPr>
+          <w:p>
+            <w:r>
+              <w:rPr>
+                <w:sz w:val="18"/>
+              </w:rPr>
+            </w:r>
+            <w:r>
+              <w:rPr>
+                <w:sz w:val="18"/>
+              </w:rPr>
+              <w:t xml:space="preserve">Fine-tuned é mais </w:t>
+            </w:r>
+            <w:r>
+              <w:rPr>
+                <w:b/>
+                <w:sz w:val="18"/>
+              </w:rPr>
+              <w:t>estruturado</w:t>
+            </w:r>
+          </w:p>
+        </w:tc>
+      </w:tr>
+      <w:tr>
+        <w:tc>
+          <w:tcPr>
+            <w:tcW w:type="dxa" w:w="2160"/>
+          </w:tcPr>
+          <w:p>
+            <w:r>
+              <w:rPr>
+                <w:sz w:val="18"/>
+              </w:rPr>
+            </w:r>
+            <w:r>
+              <w:rPr>
+                <w:sz w:val="18"/>
+              </w:rPr>
+              <w:t>"How does the mRNA vaccine work?"</w:t>
+            </w:r>
+          </w:p>
+        </w:tc>
+        <w:tc>
+          <w:tcPr>
+            <w:tcW w:type="dxa" w:w="2160"/>
+          </w:tcPr>
+          <w:p>
+            <w:r>
+              <w:rPr>
+                <w:sz w:val="18"/>
+              </w:rPr>
+            </w:r>
+            <w:r>
+              <w:rPr>
+                <w:sz w:val="18"/>
+              </w:rPr>
+              <w:t>mRNA → spike protein → immune response</w:t>
+            </w:r>
+          </w:p>
+        </w:tc>
+        <w:tc>
+          <w:tcPr>
+            <w:tcW w:type="dxa" w:w="2160"/>
+          </w:tcPr>
+          <w:p>
+            <w:r>
+              <w:rPr>
+                <w:sz w:val="18"/>
+              </w:rPr>
+            </w:r>
+            <w:r>
+              <w:rPr>
+                <w:sz w:val="18"/>
+              </w:rPr>
+              <w:t>Resposta similar mas com detalhes técnicos</w:t>
+            </w:r>
+          </w:p>
+        </w:tc>
+        <w:tc>
+          <w:tcPr>
+            <w:tcW w:type="dxa" w:w="2160"/>
+          </w:tcPr>
+          <w:p>
+            <w:r>
+              <w:rPr>
+                <w:sz w:val="18"/>
+              </w:rPr>
+            </w:r>
+            <w:r>
+              <w:rPr>
+                <w:sz w:val="18"/>
+              </w:rPr>
+              <w:t>Mantém conhecimento</w:t>
+            </w:r>
+          </w:p>
+        </w:tc>
+      </w:tr>
+      <w:tr>
+        <w:tc>
+          <w:tcPr>
+            <w:tcW w:type="dxa" w:w="2160"/>
+          </w:tcPr>
+          <w:p>
+            <w:r>
+              <w:rPr>
+                <w:sz w:val="18"/>
+              </w:rPr>
+            </w:r>
+            <w:r>
+              <w:rPr>
+                <w:sz w:val="18"/>
+              </w:rPr>
+              <w:t>"o que é diabetes?" (PT-BR)</w:t>
+            </w:r>
+          </w:p>
+        </w:tc>
+        <w:tc>
+          <w:tcPr>
+            <w:tcW w:type="dxa" w:w="2160"/>
+          </w:tcPr>
+          <w:p>
+            <w:r>
+              <w:rPr>
+                <w:sz w:val="18"/>
+              </w:rPr>
+            </w:r>
+            <w:r>
+              <w:rPr>
+                <w:sz w:val="18"/>
+              </w:rPr>
+              <w:t>Definiu em PT, mas com termos técnicos EN</w:t>
+            </w:r>
+          </w:p>
+        </w:tc>
+        <w:tc>
+          <w:tcPr>
+            <w:tcW w:type="dxa" w:w="2160"/>
+          </w:tcPr>
+          <w:p>
+            <w:r>
+              <w:rPr>
+                <w:sz w:val="18"/>
+              </w:rPr>
+            </w:r>
+            <w:r>
+              <w:rPr>
+                <w:sz w:val="18"/>
+              </w:rPr>
+              <w:t>Respondeu em PT-BR</w:t>
+            </w:r>
+          </w:p>
+        </w:tc>
+        <w:tc>
+          <w:tcPr>
+            <w:tcW w:type="dxa" w:w="2160"/>
+          </w:tcPr>
+          <w:p>
+            <w:r>
+              <w:rPr>
+                <w:sz w:val="18"/>
+              </w:rPr>
+            </w:r>
+            <w:r>
+              <w:rPr>
+                <w:sz w:val="18"/>
+              </w:rPr>
+              <w:t>Ambos respondem PT</w:t>
+            </w:r>
+          </w:p>
+        </w:tc>
+      </w:tr>
+    </w:tbl>
+    <w:p>
+      <w:r>
+        <w:rPr>
+          <w:b/>
+        </w:rPr>
+        <w:t>Conclusão</w:t>
+      </w:r>
+      <w:r>
+        <w:t>: O modelo fine-tuned:</w:t>
+      </w:r>
+    </w:p>
+    <w:p>
+      <w:pPr>
+        <w:pStyle w:val="ListBullet"/>
+      </w:pPr>
+      <w:r>
+        <w:t xml:space="preserve">✅ </w:t>
+      </w:r>
+      <w:r>
+        <w:rPr>
+          <w:b/>
+        </w:rPr>
+        <w:t>Não perdeu</w:t>
+      </w:r>
+      <w:r>
+        <w:t xml:space="preserve"> conhecimento do modelo base</w:t>
+      </w:r>
+    </w:p>
+    <w:p>
+      <w:pPr>
+        <w:pStyle w:val="ListBullet"/>
+      </w:pPr>
+      <w:r>
+        <w:t xml:space="preserve">✅ </w:t>
+      </w:r>
+      <w:r>
+        <w:rPr>
+          <w:b/>
+        </w:rPr>
+        <w:t>Aprendeu</w:t>
+      </w:r>
+      <w:r>
+        <w:t xml:space="preserve"> o estilo estruturado do MedQuAD</w:t>
+      </w:r>
+    </w:p>
+    <w:p>
+      <w:pPr>
+        <w:pStyle w:val="ListBullet"/>
+      </w:pPr>
+      <w:r>
+        <w:t xml:space="preserve">✅ </w:t>
+      </w:r>
+      <w:r>
+        <w:rPr>
+          <w:b/>
+        </w:rPr>
+        <w:t>Generalizou</w:t>
+      </w:r>
+      <w:r>
+        <w:t xml:space="preserve"> para doenças modernas não vistas no treino</w:t>
+      </w:r>
+    </w:p>
+    <w:p>
+      <w:pPr>
+        <w:pStyle w:val="ListBullet"/>
+      </w:pPr>
+      <w:r>
+        <w:t xml:space="preserve">⚠️ </w:t>
+      </w:r>
+      <w:r>
+        <w:rPr>
+          <w:b/>
+        </w:rPr>
+        <w:t>Alucina</w:t>
+      </w:r>
+      <w:r>
+        <w:t xml:space="preserve"> em edge cases extremos (esperado, mitigado por HITL)</w:t>
+      </w:r>
+    </w:p>
+    <w:p>
+      <w:pPr>
+        <w:pStyle w:val="Heading3"/>
+      </w:pPr>
+      <w:r>
+        <w:rPr>
+          <w:color w:val="1F4E79"/>
+        </w:rPr>
+        <w:t>5.3. Análise do degrau na curva de treino</w:t>
+      </w:r>
+    </w:p>
+    <w:p>
+      <w:r>
+        <w:rPr>
+          <w:b/>
+        </w:rPr>
+        <w:t>Observação importante</w:t>
+      </w:r>
+      <w:r>
+        <w:t xml:space="preserve">: durante o treino foi detectado um </w:t>
+      </w:r>
+      <w:r>
+        <w:rPr>
+          <w:b/>
+        </w:rPr>
+        <w:t>degrau na training loss</w:t>
+      </w:r>
+      <w:r>
+        <w:t xml:space="preserve"> exatamente na transição da época 1 → época 2.</w:t>
+      </w:r>
+    </w:p>
+    <w:p>
+      <w:r>
+        <w:rPr>
+          <w:b/>
+        </w:rPr>
+        <w:t>Por que acontece</w:t>
+      </w:r>
+      <w:r>
+        <w:t>:</w:t>
+      </w:r>
+    </w:p>
+    <w:p>
+      <w:pPr>
+        <w:pStyle w:val="ListBullet"/>
+      </w:pPr>
+      <w:r>
+        <w:t>Na época 1, cada lote que o modelo vê é dado novo (ele nunca viu aquele exemplo)</w:t>
+      </w:r>
+    </w:p>
+    <w:p>
+      <w:pPr>
+        <w:pStyle w:val="ListBullet"/>
+      </w:pPr>
+      <w:r>
+        <w:t>No instante em que a época 2 começa, o data loader volta ao início e mostra os mesmos exemplos de novo</w:t>
+      </w:r>
+    </w:p>
+    <w:p>
+      <w:pPr>
+        <w:pStyle w:val="ListBullet"/>
+      </w:pPr>
+      <w:r>
+        <w:t>O modelo já ajustou os pesos na direção daqueles exemplos específicos</w:t>
+      </w:r>
+    </w:p>
+    <w:p>
+      <w:pPr>
+        <w:pStyle w:val="ListBullet"/>
+      </w:pPr>
+      <w:r>
+        <w:t>Quando eles reaparecem, o erro neles é menor</w:t>
+      </w:r>
+    </w:p>
+    <w:p>
+      <w:pPr>
+        <w:pStyle w:val="ListBullet"/>
+      </w:pPr>
+      <w:r>
+        <w:t>Por isso a queda é repentina e bate certinho na fronteira — não é aprendizado novo, é reconhecimento do que já foi visto</w:t>
+      </w:r>
+    </w:p>
+    <w:p>
+      <w:r>
+        <w:rPr>
+          <w:b/>
+        </w:rPr>
+        <w:t>Consequência importante</w:t>
+      </w:r>
+      <w:r>
+        <w:t>: a partir da época 2, a training loss deixa de ser um bom termômetro de generalização, porque mistura "desempenho em dados novos" com "desempenho em dados decorados".</w:t>
+      </w:r>
+    </w:p>
+    <w:p>
+      <w:r>
+        <w:rPr>
+          <w:b/>
+        </w:rPr>
+        <w:t>"A loss caiu na época 2" prova overfitting?</w:t>
+      </w:r>
+      <w:r>
+        <w:t xml:space="preserve"> </w:t>
+      </w:r>
+      <w:r>
+        <w:rPr>
+          <w:b/>
+        </w:rPr>
+        <w:t>NÃO</w:t>
+      </w:r>
+      <w:r>
+        <w:t>, sozinha não prova. Training loss caindo é o esperado. Overfitting é uma coisa específica: o desempenho em dados não vistos piora enquanto o treino melhora. Para ver isso é necessária a curva de validação durante o treino (Seção 14 do notebook).</w:t>
+      </w:r>
+    </w:p>
+    <w:p>
+      <w:r>
+        <w:rPr>
+          <w:b/>
+        </w:rPr>
+        <w:t>Conclusão</w:t>
+      </w:r>
+      <w:r>
+        <w:t xml:space="preserve">: O degrau nos dá uma suspeita fundamentada de que a época 2 acrescentou memorização sem ganho proporcional em generalização. Mas </w:t>
+      </w:r>
+      <w:r>
+        <w:rPr>
+          <w:b/>
+        </w:rPr>
+        <w:t>não destruiu</w:t>
+      </w:r>
+      <w:r>
+        <w:t xml:space="preserve"> o modelo — pelos números de validação (perplexity 2.18 vs base 4.31), o ganho líquido é positivo.</w:t>
+      </w:r>
+    </w:p>
+    <w:p>
+      <w:pPr>
+        <w:pStyle w:val="Heading3"/>
+      </w:pPr>
+      <w:r>
+        <w:rPr>
+          <w:color w:val="1F4E79"/>
+        </w:rPr>
+        <w:t>5.4. Por que NÃO houve overfitting (resumo)</w:t>
+      </w:r>
+    </w:p>
+    <w:tbl>
+      <w:tblPr>
+        <w:tblStyle w:val="LightGrid-Accent1"/>
+        <w:tblW w:type="auto" w:w="0"/>
+        <w:tblLook w:firstColumn="1" w:firstRow="1" w:lastColumn="0" w:lastRow="0" w:noHBand="0" w:noVBand="1" w:val="04A0"/>
+      </w:tblPr>
+      <w:tblGrid>
+        <w:gridCol w:w="4320"/>
+        <w:gridCol w:w="4320"/>
+      </w:tblGrid>
+      <w:tr>
+        <w:tc>
+          <w:tcPr>
+            <w:tcW w:type="dxa" w:w="4320"/>
+            <w:shd w:fill="1F497D"/>
+          </w:tcPr>
+          <w:p>
+            <w:r/>
+            <w:r>
+              <w:rPr>
+                <w:b/>
+                <w:color w:val="FFFFFF"/>
+                <w:sz w:val="20"/>
+              </w:rPr>
+              <w:t>Evidência</w:t>
+            </w:r>
+          </w:p>
+        </w:tc>
+        <w:tc>
+          <w:tcPr>
+            <w:tcW w:type="dxa" w:w="4320"/>
+            <w:shd w:fill="1F497D"/>
+          </w:tcPr>
+          <w:p>
+            <w:r/>
+            <w:r>
+              <w:rPr>
+                <w:b/>
+                <w:color w:val="FFFFFF"/>
+                <w:sz w:val="20"/>
+              </w:rPr>
+              <w:t>Resultado</w:t>
+            </w:r>
+          </w:p>
+        </w:tc>
+      </w:tr>
+      <w:tr>
+        <w:tc>
+          <w:tcPr>
+            <w:tcW w:type="dxa" w:w="4320"/>
+          </w:tcPr>
+          <w:p>
+            <w:r>
+              <w:rPr>
+                <w:sz w:val="18"/>
+              </w:rPr>
+            </w:r>
+            <w:r>
+              <w:rPr>
+                <w:sz w:val="18"/>
+              </w:rPr>
+              <w:t>Perplexidade em validação</w:t>
+            </w:r>
+          </w:p>
+        </w:tc>
+        <w:tc>
+          <w:tcPr>
+            <w:tcW w:type="dxa" w:w="4320"/>
+          </w:tcPr>
+          <w:p>
+            <w:r>
+              <w:rPr>
+                <w:sz w:val="18"/>
+              </w:rPr>
+            </w:r>
+            <w:r>
+              <w:rPr>
+                <w:sz w:val="18"/>
+              </w:rPr>
+              <w:t xml:space="preserve">Fine-tuned (2.18) </w:t>
+            </w:r>
+            <w:r>
+              <w:rPr>
+                <w:b/>
+                <w:sz w:val="18"/>
+              </w:rPr>
+              <w:t>metade</w:t>
+            </w:r>
+            <w:r>
+              <w:rPr>
+                <w:sz w:val="18"/>
+              </w:rPr>
+              <w:t xml:space="preserve"> do base (4.31)</w:t>
+            </w:r>
+          </w:p>
+        </w:tc>
+      </w:tr>
+      <w:tr>
+        <w:tc>
+          <w:tcPr>
+            <w:tcW w:type="dxa" w:w="4320"/>
+          </w:tcPr>
+          <w:p>
+            <w:r>
+              <w:rPr>
+                <w:sz w:val="18"/>
+              </w:rPr>
+            </w:r>
+            <w:r>
+              <w:rPr>
+                <w:sz w:val="18"/>
+              </w:rPr>
+              <w:t>Gap treino → validação</w:t>
+            </w:r>
+          </w:p>
+        </w:tc>
+        <w:tc>
+          <w:tcPr>
+            <w:tcW w:type="dxa" w:w="4320"/>
+          </w:tcPr>
+          <w:p>
+            <w:r>
+              <w:rPr>
+                <w:sz w:val="18"/>
+              </w:rPr>
+            </w:r>
+            <w:r>
+              <w:rPr>
+                <w:sz w:val="18"/>
+              </w:rPr>
+              <w:t>Pequeno (1.47×)</w:t>
+            </w:r>
+          </w:p>
+        </w:tc>
+      </w:tr>
+      <w:tr>
+        <w:tc>
+          <w:tcPr>
+            <w:tcW w:type="dxa" w:w="4320"/>
+          </w:tcPr>
+          <w:p>
+            <w:r>
+              <w:rPr>
+                <w:sz w:val="18"/>
+              </w:rPr>
+            </w:r>
+            <w:r>
+              <w:rPr>
+                <w:sz w:val="18"/>
+              </w:rPr>
+              <w:t>Generalização empírica</w:t>
+            </w:r>
+          </w:p>
+        </w:tc>
+        <w:tc>
+          <w:tcPr>
+            <w:tcW w:type="dxa" w:w="4320"/>
+          </w:tcPr>
+          <w:p>
+            <w:r>
+              <w:rPr>
+                <w:sz w:val="18"/>
+              </w:rPr>
+            </w:r>
+            <w:r>
+              <w:rPr>
+                <w:sz w:val="18"/>
+              </w:rPr>
+              <w:t xml:space="preserve">Respondeu sobre COVID/mRNA/Zika/monkeypox que </w:t>
+            </w:r>
+            <w:r>
+              <w:rPr>
+                <w:b/>
+                <w:sz w:val="18"/>
+              </w:rPr>
+              <w:t>não estavam no treino</w:t>
+            </w:r>
+          </w:p>
+        </w:tc>
+      </w:tr>
+    </w:tbl>
+    <w:p>
+      <w:r>
+        <w:rPr>
+          <w:b/>
+        </w:rPr>
+        <w:t>Conclusão</w:t>
+      </w:r>
+      <w:r>
+        <w:t xml:space="preserve">: O fine-tuning </w:t>
+      </w:r>
+      <w:r>
+        <w:rPr>
+          <w:b/>
+        </w:rPr>
+        <w:t>foi um ganho real</w:t>
+      </w:r>
+      <w:r>
+        <w:t>, não overfitting. O modelo:</w:t>
+      </w:r>
+    </w:p>
+    <w:p>
+      <w:pPr>
+        <w:pStyle w:val="ListBullet"/>
+      </w:pPr>
+      <w:r>
+        <w:t>✅ Manteve o conhecimento do base</w:t>
+      </w:r>
+    </w:p>
+    <w:p>
+      <w:pPr>
+        <w:pStyle w:val="ListBullet"/>
+      </w:pPr>
+      <w:r>
+        <w:t>✅ Aprendeu o formato estruturado MedQuAD</w:t>
+      </w:r>
+    </w:p>
+    <w:p>
+      <w:pPr>
+        <w:pStyle w:val="ListBullet"/>
+      </w:pPr>
+      <w:r>
+        <w:t>✅ Generalizou para contextos novos</w:t>
+      </w:r>
+    </w:p>
+    <w:p>
+      <w:pPr>
+        <w:pStyle w:val="ListBullet"/>
+      </w:pPr>
+      <w:r>
+        <w:t>✅ Reduziu hesitação em 49.4%</w:t>
+      </w:r>
+    </w:p>
+    <w:p>
+      <w:r>
+        <w:rPr>
+          <w:b/>
+        </w:rPr>
+        <w:t>Otimização possível</w:t>
+      </w:r>
+      <w:r>
+        <w:t xml:space="preserve">: 1 época provavelmente entregaria resultado parecido com metade do tempo de treino. Mas o modelo em 2 épocas </w:t>
+      </w:r>
+      <w:r>
+        <w:rPr>
+          <w:b/>
+        </w:rPr>
+        <w:t>não está com overfitting</w:t>
+      </w:r>
+      <w:r>
+        <w:t xml:space="preserve"> — está apenas levemente mais "decorado".</w:t>
+      </w:r>
+    </w:p>
+    <w:p>
+      <w:pPr>
+        <w:pStyle w:val="Heading3"/>
+      </w:pPr>
+      <w:r>
+        <w:rPr>
+          <w:color w:val="1F4E79"/>
+        </w:rPr>
+        <w:t>5.5. Arquivos de Validação</w:t>
       </w:r>
     </w:p>
     <w:p>

--- a/docs/RELATORIO_TECNICO_PARA_EQUIPE.docx
+++ b/docs/RELATORIO_TECNICO_PARA_EQUIPE.docx
@@ -4051,6 +4051,677 @@
         </w:tc>
       </w:tr>
     </w:tbl>
+    <w:p>
+      <w:r>
+        <w:rPr>
+          <w:b/>
+        </w:rPr>
+        <w:t>Dataset RAG de medicamentos</w:t>
+      </w:r>
+      <w:r>
+        <w:t xml:space="preserve">: </w:t>
+      </w:r>
+      <w:r>
+        <w:rPr>
+          <w:b/>
+        </w:rPr>
+        <w:t>ChatBulário</w:t>
+      </w:r>
+      <w:r>
+        <w:t xml:space="preserve"> (substituiu </w:t>
+      </w:r>
+      <w:r>
+        <w:rPr>
+          <w:rFonts w:ascii="Consolas" w:hAnsi="Consolas"/>
+          <w:sz w:val="20"/>
+        </w:rPr>
+        <w:t>anvisa_medicamentos.csv</w:t>
+      </w:r>
+      <w:r>
+        <w:t xml:space="preserve"> em ago/2026).</w:t>
+      </w:r>
+    </w:p>
+    <w:tbl>
+      <w:tblPr>
+        <w:tblStyle w:val="LightGrid-Accent1"/>
+        <w:tblW w:type="auto" w:w="0"/>
+        <w:tblLook w:firstColumn="1" w:firstRow="1" w:lastColumn="0" w:lastRow="0" w:noHBand="0" w:noVBand="1" w:val="04A0"/>
+      </w:tblPr>
+      <w:tblGrid>
+        <w:gridCol w:w="2880"/>
+        <w:gridCol w:w="2880"/>
+        <w:gridCol w:w="2880"/>
+      </w:tblGrid>
+      <w:tr>
+        <w:tc>
+          <w:tcPr>
+            <w:tcW w:type="dxa" w:w="2880"/>
+            <w:shd w:fill="1F497D"/>
+          </w:tcPr>
+          <w:p>
+            <w:r/>
+            <w:r>
+              <w:rPr>
+                <w:b/>
+                <w:color w:val="FFFFFF"/>
+                <w:sz w:val="20"/>
+              </w:rPr>
+              <w:t>Critério</w:t>
+            </w:r>
+          </w:p>
+        </w:tc>
+        <w:tc>
+          <w:tcPr>
+            <w:tcW w:type="dxa" w:w="2880"/>
+            <w:shd w:fill="1F497D"/>
+          </w:tcPr>
+          <w:p>
+            <w:r/>
+            <w:r>
+              <w:rPr>
+                <w:b/>
+                <w:color w:val="FFFFFF"/>
+                <w:sz w:val="20"/>
+              </w:rPr>
+              <w:t>anvisa_medicamentos.csv (antigo)</w:t>
+            </w:r>
+          </w:p>
+        </w:tc>
+        <w:tc>
+          <w:tcPr>
+            <w:tcW w:type="dxa" w:w="2880"/>
+            <w:shd w:fill="1F497D"/>
+          </w:tcPr>
+          <w:p>
+            <w:r/>
+            <w:r>
+              <w:rPr>
+                <w:b/>
+                <w:color w:val="FFFFFF"/>
+                <w:sz w:val="20"/>
+              </w:rPr>
+              <w:t>ChatBulário (atual)</w:t>
+            </w:r>
+          </w:p>
+        </w:tc>
+      </w:tr>
+      <w:tr>
+        <w:tc>
+          <w:tcPr>
+            <w:tcW w:type="dxa" w:w="2880"/>
+          </w:tcPr>
+          <w:p>
+            <w:r>
+              <w:rPr>
+                <w:sz w:val="18"/>
+              </w:rPr>
+            </w:r>
+            <w:r>
+              <w:rPr>
+                <w:sz w:val="18"/>
+              </w:rPr>
+              <w:t>Fonte</w:t>
+            </w:r>
+          </w:p>
+        </w:tc>
+        <w:tc>
+          <w:tcPr>
+            <w:tcW w:type="dxa" w:w="2880"/>
+          </w:tcPr>
+          <w:p>
+            <w:r>
+              <w:rPr>
+                <w:sz w:val="18"/>
+              </w:rPr>
+            </w:r>
+            <w:r>
+              <w:rPr>
+                <w:sz w:val="18"/>
+              </w:rPr>
+              <w:t>OpenData ANVISA</w:t>
+            </w:r>
+          </w:p>
+        </w:tc>
+        <w:tc>
+          <w:tcPr>
+            <w:tcW w:type="dxa" w:w="2880"/>
+          </w:tcPr>
+          <w:p>
+            <w:r>
+              <w:rPr>
+                <w:sz w:val="18"/>
+              </w:rPr>
+            </w:r>
+            <w:r>
+              <w:rPr>
+                <w:sz w:val="18"/>
+              </w:rPr>
+              <w:t xml:space="preserve">HuggingFace </w:t>
+            </w:r>
+            <w:r>
+              <w:rPr>
+                <w:rFonts w:ascii="Consolas" w:hAnsi="Consolas"/>
+                <w:sz w:val="18"/>
+              </w:rPr>
+              <w:t>walmeidadf/ChatBulario</w:t>
+            </w:r>
+          </w:p>
+        </w:tc>
+      </w:tr>
+      <w:tr>
+        <w:tc>
+          <w:tcPr>
+            <w:tcW w:type="dxa" w:w="2880"/>
+          </w:tcPr>
+          <w:p>
+            <w:r>
+              <w:rPr>
+                <w:sz w:val="18"/>
+              </w:rPr>
+            </w:r>
+            <w:r>
+              <w:rPr>
+                <w:sz w:val="18"/>
+              </w:rPr>
+              <w:t>Conteúdo</w:t>
+            </w:r>
+          </w:p>
+        </w:tc>
+        <w:tc>
+          <w:tcPr>
+            <w:tcW w:type="dxa" w:w="2880"/>
+          </w:tcPr>
+          <w:p>
+            <w:r>
+              <w:rPr>
+                <w:sz w:val="18"/>
+              </w:rPr>
+            </w:r>
+            <w:r>
+              <w:rPr>
+                <w:sz w:val="18"/>
+              </w:rPr>
+              <w:t>Só metadados (nome, classe, registro)</w:t>
+            </w:r>
+          </w:p>
+        </w:tc>
+        <w:tc>
+          <w:tcPr>
+            <w:tcW w:type="dxa" w:w="2880"/>
+          </w:tcPr>
+          <w:p>
+            <w:r>
+              <w:rPr>
+                <w:sz w:val="18"/>
+              </w:rPr>
+            </w:r>
+            <w:r>
+              <w:rPr>
+                <w:b/>
+                <w:sz w:val="18"/>
+              </w:rPr>
+              <w:t>Texto completo das bulas</w:t>
+            </w:r>
+          </w:p>
+        </w:tc>
+      </w:tr>
+      <w:tr>
+        <w:tc>
+          <w:tcPr>
+            <w:tcW w:type="dxa" w:w="2880"/>
+          </w:tcPr>
+          <w:p>
+            <w:r>
+              <w:rPr>
+                <w:sz w:val="18"/>
+              </w:rPr>
+            </w:r>
+            <w:r>
+              <w:rPr>
+                <w:sz w:val="18"/>
+              </w:rPr>
+              <w:t>Formato</w:t>
+            </w:r>
+          </w:p>
+        </w:tc>
+        <w:tc>
+          <w:tcPr>
+            <w:tcW w:type="dxa" w:w="2880"/>
+          </w:tcPr>
+          <w:p>
+            <w:r>
+              <w:rPr>
+                <w:sz w:val="18"/>
+              </w:rPr>
+            </w:r>
+            <w:r>
+              <w:rPr>
+                <w:sz w:val="18"/>
+              </w:rPr>
+              <w:t>CSV tabular</w:t>
+            </w:r>
+          </w:p>
+        </w:tc>
+        <w:tc>
+          <w:tcPr>
+            <w:tcW w:type="dxa" w:w="2880"/>
+          </w:tcPr>
+          <w:p>
+            <w:r>
+              <w:rPr>
+                <w:sz w:val="18"/>
+              </w:rPr>
+            </w:r>
+            <w:r>
+              <w:rPr>
+                <w:b/>
+                <w:sz w:val="18"/>
+              </w:rPr>
+              <w:t>Pares pergunta-resposta</w:t>
+            </w:r>
+          </w:p>
+        </w:tc>
+      </w:tr>
+      <w:tr>
+        <w:tc>
+          <w:tcPr>
+            <w:tcW w:type="dxa" w:w="2880"/>
+          </w:tcPr>
+          <w:p>
+            <w:r>
+              <w:rPr>
+                <w:sz w:val="18"/>
+              </w:rPr>
+            </w:r>
+            <w:r>
+              <w:rPr>
+                <w:sz w:val="18"/>
+              </w:rPr>
+              <w:t>Idioma</w:t>
+            </w:r>
+          </w:p>
+        </w:tc>
+        <w:tc>
+          <w:tcPr>
+            <w:tcW w:type="dxa" w:w="2880"/>
+          </w:tcPr>
+          <w:p>
+            <w:r>
+              <w:rPr>
+                <w:sz w:val="18"/>
+              </w:rPr>
+            </w:r>
+            <w:r>
+              <w:rPr>
+                <w:sz w:val="18"/>
+              </w:rPr>
+              <w:t>PT-BR</w:t>
+            </w:r>
+          </w:p>
+        </w:tc>
+        <w:tc>
+          <w:tcPr>
+            <w:tcW w:type="dxa" w:w="2880"/>
+          </w:tcPr>
+          <w:p>
+            <w:r>
+              <w:rPr>
+                <w:sz w:val="18"/>
+              </w:rPr>
+            </w:r>
+            <w:r>
+              <w:rPr>
+                <w:sz w:val="18"/>
+              </w:rPr>
+              <w:t>🇧🇷 PT-BR puro</w:t>
+            </w:r>
+          </w:p>
+        </w:tc>
+      </w:tr>
+      <w:tr>
+        <w:tc>
+          <w:tcPr>
+            <w:tcW w:type="dxa" w:w="2880"/>
+          </w:tcPr>
+          <w:p>
+            <w:r>
+              <w:rPr>
+                <w:sz w:val="18"/>
+              </w:rPr>
+            </w:r>
+            <w:r>
+              <w:rPr>
+                <w:sz w:val="18"/>
+              </w:rPr>
+              <w:t>Estrutura</w:t>
+            </w:r>
+          </w:p>
+        </w:tc>
+        <w:tc>
+          <w:tcPr>
+            <w:tcW w:type="dxa" w:w="2880"/>
+          </w:tcPr>
+          <w:p>
+            <w:r>
+              <w:rPr>
+                <w:sz w:val="18"/>
+              </w:rPr>
+            </w:r>
+            <w:r>
+              <w:rPr>
+                <w:sz w:val="18"/>
+              </w:rPr>
+              <w:t>Nenhuma</w:t>
+            </w:r>
+          </w:p>
+        </w:tc>
+        <w:tc>
+          <w:tcPr>
+            <w:tcW w:type="dxa" w:w="2880"/>
+          </w:tcPr>
+          <w:p>
+            <w:r>
+              <w:rPr>
+                <w:sz w:val="18"/>
+              </w:rPr>
+            </w:r>
+            <w:r>
+              <w:rPr>
+                <w:sz w:val="18"/>
+              </w:rPr>
+              <w:t>9 seções padronizadas (RDC 47/2009)</w:t>
+            </w:r>
+          </w:p>
+        </w:tc>
+      </w:tr>
+      <w:tr>
+        <w:tc>
+          <w:tcPr>
+            <w:tcW w:type="dxa" w:w="2880"/>
+          </w:tcPr>
+          <w:p>
+            <w:r>
+              <w:rPr>
+                <w:sz w:val="18"/>
+              </w:rPr>
+            </w:r>
+            <w:r>
+              <w:rPr>
+                <w:sz w:val="18"/>
+              </w:rPr>
+              <w:t>Total</w:t>
+            </w:r>
+          </w:p>
+        </w:tc>
+        <w:tc>
+          <w:tcPr>
+            <w:tcW w:type="dxa" w:w="2880"/>
+          </w:tcPr>
+          <w:p>
+            <w:r>
+              <w:rPr>
+                <w:sz w:val="18"/>
+              </w:rPr>
+            </w:r>
+            <w:r>
+              <w:rPr>
+                <w:sz w:val="18"/>
+              </w:rPr>
+              <w:t>43.445 medicamentos</w:t>
+            </w:r>
+          </w:p>
+        </w:tc>
+        <w:tc>
+          <w:tcPr>
+            <w:tcW w:type="dxa" w:w="2880"/>
+          </w:tcPr>
+          <w:p>
+            <w:r>
+              <w:rPr>
+                <w:sz w:val="18"/>
+              </w:rPr>
+            </w:r>
+            <w:r>
+              <w:rPr>
+                <w:b/>
+                <w:sz w:val="18"/>
+              </w:rPr>
+              <w:t>68.938 pares Q&amp;A</w:t>
+            </w:r>
+            <w:r>
+              <w:rPr>
+                <w:sz w:val="18"/>
+              </w:rPr>
+              <w:t xml:space="preserve"> (~5.724 medicamentos únicos)</w:t>
+            </w:r>
+          </w:p>
+        </w:tc>
+      </w:tr>
+      <w:tr>
+        <w:tc>
+          <w:tcPr>
+            <w:tcW w:type="dxa" w:w="2880"/>
+          </w:tcPr>
+          <w:p>
+            <w:r>
+              <w:rPr>
+                <w:sz w:val="18"/>
+              </w:rPr>
+            </w:r>
+            <w:r>
+              <w:rPr>
+                <w:sz w:val="18"/>
+              </w:rPr>
+              <w:t>Cobertura RAG</w:t>
+            </w:r>
+          </w:p>
+        </w:tc>
+        <w:tc>
+          <w:tcPr>
+            <w:tcW w:type="dxa" w:w="2880"/>
+          </w:tcPr>
+          <w:p>
+            <w:r>
+              <w:rPr>
+                <w:sz w:val="18"/>
+              </w:rPr>
+            </w:r>
+            <w:r>
+              <w:rPr>
+                <w:sz w:val="18"/>
+              </w:rPr>
+              <w:t>Apenas metadados</w:t>
+            </w:r>
+          </w:p>
+        </w:tc>
+        <w:tc>
+          <w:tcPr>
+            <w:tcW w:type="dxa" w:w="2880"/>
+          </w:tcPr>
+          <w:p>
+            <w:r>
+              <w:rPr>
+                <w:sz w:val="18"/>
+              </w:rPr>
+            </w:r>
+            <w:r>
+              <w:rPr>
+                <w:sz w:val="18"/>
+              </w:rPr>
+              <w:t xml:space="preserve">Indicações, posologia, contraindicações, </w:t>
+            </w:r>
+            <w:r>
+              <w:rPr>
+                <w:b/>
+                <w:sz w:val="18"/>
+              </w:rPr>
+              <w:t>efeitos adversos</w:t>
+            </w:r>
+            <w:r>
+              <w:rPr>
+                <w:sz w:val="18"/>
+              </w:rPr>
+              <w:t>, interações, superdosagem</w:t>
+            </w:r>
+          </w:p>
+        </w:tc>
+      </w:tr>
+      <w:tr>
+        <w:tc>
+          <w:tcPr>
+            <w:tcW w:type="dxa" w:w="2880"/>
+          </w:tcPr>
+          <w:p>
+            <w:r>
+              <w:rPr>
+                <w:sz w:val="18"/>
+              </w:rPr>
+            </w:r>
+            <w:r>
+              <w:rPr>
+                <w:sz w:val="18"/>
+              </w:rPr>
+              <w:t>Cross-language</w:t>
+            </w:r>
+          </w:p>
+        </w:tc>
+        <w:tc>
+          <w:tcPr>
+            <w:tcW w:type="dxa" w:w="2880"/>
+          </w:tcPr>
+          <w:p>
+            <w:r>
+              <w:rPr>
+                <w:sz w:val="18"/>
+              </w:rPr>
+            </w:r>
+            <w:r>
+              <w:rPr>
+                <w:sz w:val="18"/>
+              </w:rPr>
+              <w:t>Resolve só cross-language técnico</w:t>
+            </w:r>
+          </w:p>
+        </w:tc>
+        <w:tc>
+          <w:tcPr>
+            <w:tcW w:type="dxa" w:w="2880"/>
+          </w:tcPr>
+          <w:p>
+            <w:r>
+              <w:rPr>
+                <w:sz w:val="18"/>
+              </w:rPr>
+            </w:r>
+            <w:r>
+              <w:rPr>
+                <w:b/>
+                <w:sz w:val="18"/>
+              </w:rPr>
+              <w:t>Resolve problema cross-language do MiniLM</w:t>
+            </w:r>
+          </w:p>
+        </w:tc>
+      </w:tr>
+      <w:tr>
+        <w:tc>
+          <w:tcPr>
+            <w:tcW w:type="dxa" w:w="2880"/>
+          </w:tcPr>
+          <w:p>
+            <w:r>
+              <w:rPr>
+                <w:sz w:val="18"/>
+              </w:rPr>
+            </w:r>
+            <w:r>
+              <w:rPr>
+                <w:sz w:val="18"/>
+              </w:rPr>
+              <w:t>Licença</w:t>
+            </w:r>
+          </w:p>
+        </w:tc>
+        <w:tc>
+          <w:tcPr>
+            <w:tcW w:type="dxa" w:w="2880"/>
+          </w:tcPr>
+          <w:p>
+            <w:r>
+              <w:rPr>
+                <w:sz w:val="18"/>
+              </w:rPr>
+            </w:r>
+            <w:r>
+              <w:rPr>
+                <w:sz w:val="18"/>
+              </w:rPr>
+              <w:t>Pública</w:t>
+            </w:r>
+          </w:p>
+        </w:tc>
+        <w:tc>
+          <w:tcPr>
+            <w:tcW w:type="dxa" w:w="2880"/>
+          </w:tcPr>
+          <w:p>
+            <w:r>
+              <w:rPr>
+                <w:sz w:val="18"/>
+              </w:rPr>
+            </w:r>
+            <w:r>
+              <w:rPr>
+                <w:sz w:val="18"/>
+              </w:rPr>
+              <w:t>Pública (HuggingFace)</w:t>
+            </w:r>
+          </w:p>
+        </w:tc>
+      </w:tr>
+    </w:tbl>
+    <w:p>
+      <w:r>
+        <w:rPr>
+          <w:b/>
+        </w:rPr>
+        <w:t>Por que essa mudança foi crítica</w:t>
+      </w:r>
+      <w:r>
+        <w:t xml:space="preserve">: o </w:t>
+      </w:r>
+      <w:r>
+        <w:rPr>
+          <w:rFonts w:ascii="Consolas" w:hAnsi="Consolas"/>
+          <w:sz w:val="20"/>
+        </w:rPr>
+        <w:t>anvisa_medicamentos.csv</w:t>
+      </w:r>
+      <w:r>
+        <w:t xml:space="preserve"> original só tinha metadados (ex: "Paracetamol | ANALGESICOS"), o que limitava o RAG a buscar por nome de medicamento. Com o ChatBulário, o sistema agora responde perguntas como "efeitos colaterais de paracetamol", "posologia de ibuprofeno", "interação medicamentosa de AAS" — que era impossível antes.</w:t>
+      </w:r>
+    </w:p>
+    <w:p>
+      <w:r>
+        <w:rPr>
+          <w:b/>
+        </w:rPr>
+        <w:t>Limitação conhecida</w:t>
+      </w:r>
+      <w:r>
+        <w:t xml:space="preserve">: o MiniLM-L6-v2 ainda tem dificuldades cross-language em algumas palavras do dia-a-dia (ex: "febre" vs "fever" tem score baixo). Para o Tech Challenge, isso é aceitável porque o ChatBulário é todo em PT-BR e o LLM principal responde em inglês (com camada de tradução PT-BR já implementada). Para produção, considerar upgrade para </w:t>
+      </w:r>
+      <w:r>
+        <w:rPr>
+          <w:rFonts w:ascii="Consolas" w:hAnsi="Consolas"/>
+          <w:sz w:val="20"/>
+        </w:rPr>
+        <w:t>intfloat/multilingual-e5-large</w:t>
+      </w:r>
+      <w:r>
+        <w:t>.</w:t>
+      </w:r>
+    </w:p>
     <w:p>
       <w:pPr>
         <w:pStyle w:val="Heading3"/>
